--- a/docs/uat/ICB_MES_UAT_Script_Costing_v1.0.docx
+++ b/docs/uat/ICB_MES_UAT_Script_Costing_v1.0.docx
@@ -630,6 +630,14 @@
       </w:r>
     </w:p>
     <w:p>
+      <w:r>
+        <w:rPr>
+          <w:i w:val="0"/>
+        </w:rPr>
+        <w:t>☐  5.5.  (WO v4.29 retry pill) If a costing shows “Accepted” but its production job was not created (an amber “job pending” badge, with a “Retry job creation” pill in the Actions column), click “Retry job creation”. The production job is created (HTTP 201), the pill disappears, and the row moves to the with-job state. Previously this button did nothing — confirm it now works.</w:t>
+      </w:r>
+    </w:p>
+    <w:p>
       <w:pPr>
         <w:pStyle w:val="Heading2"/>
       </w:pPr>
